--- a/Сырые данные.docx
+++ b/Сырые данные.docx
@@ -97,11 +97,138 @@
       <w:bookmarkEnd w:id="0"/>
     </w:p>
     <w:p>
+      <w:r>
+        <w:t>При фиксированном M = 10 время двух указателей растёт почти линейно с N — с 0,03 мс при N = 100 до 0,34 с при N = 1 000 000. Время остальных трёх алгоритмов от N почти не зависит: даже при N = 1 000 000 бинарный поиск занял 0,04 мс, экспоненциальный — 0,06 мс, двойной бинарный — 0,04 мс.</w:t>
+      </w:r>
+    </w:p>
+    <w:p>
+      <w:r>
+        <w:t>Два указателя просматривают почти весь большой массив, поэтому при увеличении N они работают дольше. Бинарный, экспоненциальный и двойной бинарный поиск выполняют мало действий, поэтому почти не замедляются.</w:t>
+      </w:r>
+    </w:p>
+    <w:p>
       <w:pPr>
         <w:rPr>
           <w:lang w:val="ru-RU"/>
         </w:rPr>
       </w:pPr>
+    </w:p>
+    <w:p>
+      <w:r>
+        <w:drawing>
+          <wp:inline xmlns:a="http://schemas.openxmlformats.org/drawingml/2006/main" xmlns:pic="http://schemas.openxmlformats.org/drawingml/2006/picture">
+            <wp:extent cx="5669280" cy="3811824"/>
+            <wp:docPr id="2" name="Picture 2"/>
+            <wp:cNvGraphicFramePr>
+              <a:graphicFrameLocks noChangeAspect="1"/>
+            </wp:cNvGraphicFramePr>
+            <a:graphic>
+              <a:graphicData uri="http://schemas.openxmlformats.org/drawingml/2006/picture">
+                <pic:pic>
+                  <pic:nvPicPr>
+                    <pic:cNvPr id="0" name="graph2.png"/>
+                    <pic:cNvPicPr/>
+                  </pic:nvPicPr>
+                  <pic:blipFill>
+                    <a:blip r:embed="rId9"/>
+                    <a:stretch>
+                      <a:fillRect/>
+                    </a:stretch>
+                  </pic:blipFill>
+                  <pic:spPr>
+                    <a:xfrm>
+                      <a:off x="0" y="0"/>
+                      <a:ext cx="5669280" cy="3811824"/>
+                    </a:xfrm>
+                    <a:prstGeom prst="rect"/>
+                  </pic:spPr>
+                </pic:pic>
+              </a:graphicData>
+            </a:graphic>
+          </wp:inline>
+        </w:drawing>
+      </w:r>
+    </w:p>
+    <w:p>
+      <w:r>
+        <w:t>Выводы</w:t>
+      </w:r>
+    </w:p>
+    <w:p>
+      <w:r>
+        <w:t>При одинаковых размерах массивов (M = N, общих элементов нет) картина меняется: бинарный поиск перестаёт быть быстрым — его время растёт быстрее всех (с 0,10 мс при N = 100 до 1,12 с при N = 300 000), потому что он выполняет M бинарных поисков по массиву длины N. Два указателя оказались быстрее всех на больших размерах (0,21 с при N = 300 000), поскольку просматривают ровно N элементов, а экспоненциальный поиск (0,25 с) и двойной бинарный поиск (0,31 с) уступили им незначительно.</w:t>
+      </w:r>
+    </w:p>
+    <w:p>
+      <w:r>
+        <w:t>Таким образом, выигрыш бинарного поиска справедлив только при маленьком M: когда M и N сопоставимы, линейный алгоритм двух указателей становится лучшим, а стоимость остальных трёх алгоритмов определяется множителем M.</w:t>
+      </w:r>
+    </w:p>
+    <w:p>
+      <w:r>
+        <w:t>Когда массивы одинакового размера, бинарный поиск ищет по одному элементу за раз и поэтому проигрывает. Два указателя проходят массивы один раз и работают быстрее всех.</w:t>
+      </w:r>
+    </w:p>
+    <w:p>
+      <w:r>
+        <w:drawing>
+          <wp:inline xmlns:a="http://schemas.openxmlformats.org/drawingml/2006/main" xmlns:pic="http://schemas.openxmlformats.org/drawingml/2006/picture">
+            <wp:extent cx="5669280" cy="3811824"/>
+            <wp:docPr id="3" name="Picture 3"/>
+            <wp:cNvGraphicFramePr>
+              <a:graphicFrameLocks noChangeAspect="1"/>
+            </wp:cNvGraphicFramePr>
+            <a:graphic>
+              <a:graphicData uri="http://schemas.openxmlformats.org/drawingml/2006/picture">
+                <pic:pic>
+                  <pic:nvPicPr>
+                    <pic:cNvPr id="0" name="graph3.png"/>
+                    <pic:cNvPicPr/>
+                  </pic:nvPicPr>
+                  <pic:blipFill>
+                    <a:blip r:embed="rId10"/>
+                    <a:stretch>
+                      <a:fillRect/>
+                    </a:stretch>
+                  </pic:blipFill>
+                  <pic:spPr>
+                    <a:xfrm>
+                      <a:off x="0" y="0"/>
+                      <a:ext cx="5669280" cy="3811824"/>
+                    </a:xfrm>
+                    <a:prstGeom prst="rect"/>
+                  </pic:spPr>
+                </pic:pic>
+              </a:graphicData>
+            </a:graphic>
+          </wp:inline>
+        </w:drawing>
+      </w:r>
+    </w:p>
+    <w:p>
+      <w:r>
+        <w:t>Выводы</w:t>
+      </w:r>
+    </w:p>
+    <w:p>
+      <w:r>
+        <w:t>При фиксированном N = 1 000 000 время двух указателей почти не зависит от M (0,35–0,46 с): алгоритм просматривает большой массив целиком, и маленький массив на него влияет слабо. Время же остальных трёх алгоритмов растёт с увеличением M: бинарный поиск — с 0,04 мс (M = 10) до 0,41 с (M = 100 000), экспоненциальный поиск — с 0,06 мс до 0,20 с, двойной бинарный поиск — с 0,05 мс до 0,16 с.</w:t>
+      </w:r>
+    </w:p>
+    <w:p>
+      <w:r>
+        <w:t>При больших M быстрее всех оказался двойной бинарный поиск: при M = 100 000 он в 2,6 раза быстрее бинарного поиска (0,16 с против 0,41 с), что соответствует его сложности O(log M · log N) вместо O(M · log N). Наблюдаемая зависимость подтверждает теоретические оценки: линейный алгоритм чувствителен только к N, а остальные три — к M.</w:t>
+      </w:r>
+    </w:p>
+    <w:p>
+      <w:r>
+        <w:t>Два указателя зависят от размера большого массива, поэтому увеличение M почти не влияет на них. Бинарный, экспоненциальный и двойной бинарный поиск ищут каждый элемент маленького массива, поэтому при увеличении M замедляются.</w:t>
+      </w:r>
+    </w:p>
+    <w:p>
+      <w:r>
+        <w:t>Корректность алгоритмов проверена тестами: все 16 тестов для каждого из четырёх алгоритмов пройдены.</w:t>
+      </w:r>
     </w:p>
     <w:sectPr>
       <w:pgSz w:w="12240" w:h="15840"/>

--- a/Сырые данные.docx
+++ b/Сырые данные.docx
@@ -54,12 +54,7 @@
         </w:rPr>
       </w:pPr>
       <w:r>
-        <w:rPr>
-          <w:rStyle w:val="af6"/>
-          <w:sz w:val="28"/>
-          <w:szCs w:val="28"/>
-        </w:rPr>
-        <w:t>Выводы</w:t>
+        <w:t>Вывод</w:t>
       </w:r>
     </w:p>
     <w:p>
@@ -98,7 +93,7 @@
     </w:p>
     <w:p>
       <w:r>
-        <w:t>При фиксированном M = 10 время двух указателей растёт почти линейно с N — с 0,03 мс при N = 100 до 0,34 с при N = 1 000 000. Время остальных трёх алгоритмов от N почти не зависит: даже при N = 1 000 000 бинарный поиск занял 0,04 мс, экспоненциальный — 0,06 мс, двойной бинарный — 0,04 мс.</w:t>
+        <w:t>При фиксированном M = 10 время двух указателей растёт почти линейно. Время остальных трёх алгоритмов от N почти не зависит: даже при N = 1 000 000 бинарный поиск занял 0,04 мс, экспоненциальный — 0,06 мс, двойной бинарный — 0,04 мс.</w:t>
       </w:r>
     </w:p>
     <w:p>
@@ -151,12 +146,12 @@
     </w:p>
     <w:p>
       <w:r>
-        <w:t>Выводы</w:t>
+        <w:t>Вывод</w:t>
       </w:r>
     </w:p>
     <w:p>
       <w:r>
-        <w:t>При одинаковых размерах массивов (M = N, общих элементов нет) картина меняется: бинарный поиск перестаёт быть быстрым — его время растёт быстрее всех (с 0,10 мс при N = 100 до 1,12 с при N = 300 000), потому что он выполняет M бинарных поисков по массиву длины N. Два указателя оказались быстрее всех на больших размерах (0,21 с при N = 300 000), поскольку просматривают ровно N элементов, а экспоненциальный поиск (0,25 с) и двойной бинарный поиск (0,31 с) уступили им незначительно.</w:t>
+        <w:t>При одинаковых размерах массивов (M = N, общих элементов нет) бинарный поиск перестаёт быть быстрым — его время растёт быстрее всех, потому что он выполняет M бинарных поисков по массиву длины N. Два указателя оказались быстрее всех на больших размерах, поскольку просматривают ровно N элементов, а экспоненциальный поиск и двойной бинарный поиск уступили им незначительно.</w:t>
       </w:r>
     </w:p>
     <w:p>
@@ -207,17 +202,17 @@
     </w:p>
     <w:p>
       <w:r>
-        <w:t>Выводы</w:t>
+        <w:t>Вывод</w:t>
       </w:r>
     </w:p>
     <w:p>
       <w:r>
-        <w:t>При фиксированном N = 1 000 000 время двух указателей почти не зависит от M (0,35–0,46 с): алгоритм просматривает большой массив целиком, и маленький массив на него влияет слабо. Время же остальных трёх алгоритмов растёт с увеличением M: бинарный поиск — с 0,04 мс (M = 10) до 0,41 с (M = 100 000), экспоненциальный поиск — с 0,06 мс до 0,20 с, двойной бинарный поиск — с 0,05 мс до 0,16 с.</w:t>
+        <w:t>При фиксированном N = 1 000 000 время двух указателей почти не зависит от M. Время же остальных трёх алгоритмов растёт с увеличением M.</w:t>
       </w:r>
     </w:p>
     <w:p>
       <w:r>
-        <w:t>При больших M быстрее всех оказался двойной бинарный поиск: при M = 100 000 он в 2,6 раза быстрее бинарного поиска (0,16 с против 0,41 с), что соответствует его сложности O(log M · log N) вместо O(M · log N). Наблюдаемая зависимость подтверждает теоретические оценки: линейный алгоритм чувствителен только к N, а остальные три — к M.</w:t>
+        <w:t>При больших M быстрее всех оказался двойной бинарный поиск: при M = 100 000 он в 2,6 раза быстрее бинарного поиска, что соответствует его сложности O(log M · log N) вместо O(M · log N). Наблюдаемая зависимость подтверждает теоретические оценки: линейный алгоритм чувствителен только к N, а остальные три — к M.</w:t>
       </w:r>
     </w:p>
     <w:p>

--- a/Сырые данные.docx
+++ b/Сырые данные.docx
@@ -56,40 +56,6 @@
       <w:r>
         <w:t>Вывод</w:t>
       </w:r>
-    </w:p>
-    <w:p>
-      <w:pPr>
-        <w:pStyle w:val="aff8"/>
-        <w:rPr>
-          <w:sz w:val="28"/>
-          <w:szCs w:val="28"/>
-        </w:rPr>
-      </w:pPr>
-      <w:r>
-        <w:rPr>
-          <w:sz w:val="28"/>
-          <w:szCs w:val="28"/>
-        </w:rPr>
-        <w:t>В ходе эксперимента было проведено сравнение четырёх алгоритмов поиска общего элемента в двух отсортированных массивах. На больших массивах быстрее всего оказался бинарный поиск, а экспоненциальный поиск и двойной бинарный поиск показали близкие результаты. Алгоритм двух указателей работал значительно медленнее, поскольку просматривал почти весь большой массив.</w:t>
-      </w:r>
-    </w:p>
-    <w:p>
-      <w:pPr>
-        <w:pStyle w:val="aff8"/>
-        <w:rPr>
-          <w:sz w:val="28"/>
-          <w:szCs w:val="28"/>
-        </w:rPr>
-      </w:pPr>
-      <w:r>
-        <w:rPr>
-          <w:sz w:val="28"/>
-          <w:szCs w:val="28"/>
-        </w:rPr>
-        <w:t>Результаты в целом соответствуют теоретическим оценкам сложности алгоритмов. Однако эксперимент проводился только на массивах без общих элементов при фиксированном (M = 10), поэтому для других входных данных результаты могут отличаться.</w:t>
-      </w:r>
-      <w:bookmarkStart w:id="0" w:name="_GoBack"/>
-      <w:bookmarkEnd w:id="0"/>
     </w:p>
     <w:p>
       <w:r>
